--- a/semestre2/VAD/Project/Data-Analysis-and-Visualization-Project-Eletrcity/ProgressReport_HenriqueCuraRicardoPina.docx
+++ b/semestre2/VAD/Project/Data-Analysis-and-Visualization-Project-Eletrcity/ProgressReport_HenriqueCuraRicardoPina.docx
@@ -471,43 +471,22 @@
       <w:pPr>
         <w:pStyle w:val="HeadingSection"/>
         <w:rPr>
-          <w:lang w:val="pt-PT"/>
-        </w:rPr>
-      </w:pPr>
-      <w:r>
-        <w:rPr>
-          <w:lang w:val="pt-PT"/>
+          <w:lang w:val="en-GB"/>
+        </w:rPr>
+      </w:pPr>
+      <w:r>
+        <w:rPr>
+          <w:lang w:val="en-GB"/>
         </w:rPr>
         <w:t>2</w:t>
       </w:r>
       <w:r>
         <w:rPr>
-          <w:lang w:val="pt-PT"/>
+          <w:lang w:val="en-GB"/>
         </w:rPr>
         <w:tab/>
-      </w:r>
-      <w:proofErr w:type="spellStart"/>
-      <w:r>
-        <w:rPr>
-          <w:lang w:val="pt-PT"/>
-        </w:rPr>
-        <w:t>Related</w:t>
-      </w:r>
-      <w:proofErr w:type="spellEnd"/>
-      <w:r>
-        <w:rPr>
-          <w:lang w:val="pt-PT"/>
-        </w:rPr>
-        <w:t xml:space="preserve"> </w:t>
-      </w:r>
-      <w:proofErr w:type="spellStart"/>
-      <w:r>
-        <w:rPr>
-          <w:lang w:val="pt-PT"/>
-        </w:rPr>
-        <w:t>Work</w:t>
-      </w:r>
-      <w:proofErr w:type="spellEnd"/>
+        <w:t>Related Work</w:t>
+      </w:r>
     </w:p>
     <w:p>
       <w:pPr>
@@ -2985,15 +2964,205 @@
     </w:p>
     <w:p>
       <w:pPr>
+        <w:pStyle w:val="Text"/>
+        <w:rPr>
+          <w:lang w:val="pt-PT"/>
+        </w:rPr>
+      </w:pPr>
+      <w:r>
+        <w:rPr>
+          <w:lang w:val="pt-PT"/>
+        </w:rPr>
+        <w:t xml:space="preserve">Tal como abordado no </w:t>
+      </w:r>
+      <w:r>
+        <w:rPr>
+          <w:lang w:val="pt-PT"/>
+        </w:rPr>
+        <w:t xml:space="preserve">capitulo anterior, decidimos explorar o nosso tema usando três menus: um para estudar a sazonalidade da produção energética, outro para estudar o efeito das condições meteorológicas </w:t>
+      </w:r>
+      <w:r>
+        <w:rPr>
+          <w:lang w:val="pt-PT"/>
+        </w:rPr>
+        <w:t>na produção das diferentes energias renováveis e por fim um para ver o efeito destes diferentes fatores no preço da energia.</w:t>
+      </w:r>
+    </w:p>
+    <w:p>
+      <w:pPr>
+        <w:pStyle w:val="Text"/>
+        <w:rPr>
+          <w:lang w:val="pt-PT"/>
+        </w:rPr>
+      </w:pPr>
+      <w:r>
+        <w:rPr>
+          <w:lang w:val="pt-PT"/>
+        </w:rPr>
+        <w:t xml:space="preserve">Implementamos estes menus usando </w:t>
+      </w:r>
+      <w:proofErr w:type="spellStart"/>
+      <w:r>
+        <w:rPr>
+          <w:lang w:val="pt-PT"/>
+        </w:rPr>
+        <w:t>tabs</w:t>
+      </w:r>
+      <w:proofErr w:type="spellEnd"/>
+      <w:r>
+        <w:rPr>
+          <w:lang w:val="pt-PT"/>
+        </w:rPr>
+        <w:t xml:space="preserve"> e começando pela primeira, sazonalidade, conseguimos ver no primeiro gráfico a variação da produção energética discriminada por tipo ao longo do </w:t>
+      </w:r>
+      <w:r>
+        <w:rPr>
+          <w:lang w:val="pt-PT"/>
+        </w:rPr>
+        <w:t xml:space="preserve">tempo em estudo. </w:t>
+      </w:r>
+    </w:p>
+    <w:p>
+      <w:pPr>
+        <w:pStyle w:val="Text"/>
+        <w:rPr>
+          <w:lang w:val="pt-PT"/>
+        </w:rPr>
+      </w:pPr>
+      <w:r>
+        <w:rPr>
+          <w:lang w:val="pt-PT"/>
+        </w:rPr>
+        <w:t xml:space="preserve">De maneira semelhante procuramos perceber as tendências </w:t>
+      </w:r>
+      <w:r>
+        <w:rPr>
+          <w:lang w:val="pt-PT"/>
+        </w:rPr>
+        <w:t>das produções usando gráficos circulares. Damos a opção ao utilizador para escolher que tipo de produção pretende visualizar e distinguimos cada ano dando uma cor diferente à barra, mantendo a cor principal de maneira igual aos outros gráficos. Observando estes gráficos circulares é possível perceber as tendências ao longo de um ano, nomeadamente uma menor produção de energia fotovoltaica nos meses de inverno, de hídrica no verão ou de como os meses de verão têm a tendência de ser os meses onde a produção energética total.</w:t>
+      </w:r>
+    </w:p>
+    <w:p>
+      <w:pPr>
+        <w:pStyle w:val="Text"/>
+        <w:rPr>
+          <w:lang w:val="pt-PT"/>
+        </w:rPr>
+      </w:pPr>
+      <w:r>
+        <w:rPr>
+          <w:lang w:val="pt-PT"/>
+        </w:rPr>
+        <w:t>Com o intuito de analisar a evolução de um ano para outro e assim comparar as produções do mesmo mês em anos diferentes procedemos ao desenvolvimento de um gráfico espiral.</w:t>
+      </w:r>
+      <w:r>
+        <w:rPr>
+          <w:lang w:val="pt-PT"/>
+        </w:rPr>
+        <w:t xml:space="preserve"> Para construir este efeito de espiral tivemos de usar o </w:t>
+      </w:r>
+      <w:proofErr w:type="spellStart"/>
+      <w:r>
+        <w:rPr>
+          <w:lang w:val="pt-PT"/>
+        </w:rPr>
+        <w:t>Barpolar</w:t>
+      </w:r>
+      <w:proofErr w:type="spellEnd"/>
+      <w:r>
+        <w:rPr>
+          <w:lang w:val="pt-PT"/>
+        </w:rPr>
+        <w:t xml:space="preserve"> da biblioteca </w:t>
+      </w:r>
+      <w:proofErr w:type="spellStart"/>
+      <w:r>
+        <w:rPr>
+          <w:lang w:val="pt-PT"/>
+        </w:rPr>
+        <w:t>graph_objects</w:t>
+      </w:r>
+      <w:proofErr w:type="spellEnd"/>
+      <w:r>
+        <w:rPr>
+          <w:lang w:val="pt-PT"/>
+        </w:rPr>
+        <w:t xml:space="preserve"> do </w:t>
+      </w:r>
+      <w:proofErr w:type="spellStart"/>
+      <w:r>
+        <w:rPr>
+          <w:lang w:val="pt-PT"/>
+        </w:rPr>
+        <w:t>plotly</w:t>
+      </w:r>
+      <w:proofErr w:type="spellEnd"/>
+      <w:r>
+        <w:rPr>
+          <w:lang w:val="pt-PT"/>
+        </w:rPr>
+        <w:t xml:space="preserve"> </w:t>
+      </w:r>
+      <w:r>
+        <w:rPr>
+          <w:lang w:val="pt-PT"/>
+        </w:rPr>
+        <w:t xml:space="preserve">e aumentar o valor da base conforme se insere barras. O tamanho da barra, r, foi calculado dividindo-se o valor da produção um </w:t>
+      </w:r>
+      <w:proofErr w:type="spellStart"/>
+      <w:r>
+        <w:rPr>
+          <w:lang w:val="pt-PT"/>
+        </w:rPr>
+        <w:t>norm_factor</w:t>
+      </w:r>
+      <w:proofErr w:type="spellEnd"/>
+      <w:r>
+        <w:rPr>
+          <w:lang w:val="pt-PT"/>
+        </w:rPr>
+        <w:t xml:space="preserve"> que corresponde ao valor máximo da produção multiplicado por 0.05 (tendo sido experimentados outros valores e ficado mais satisfeito com os resultados usando este).</w:t>
+      </w:r>
+      <w:r>
+        <w:rPr>
+          <w:lang w:val="pt-PT"/>
+        </w:rPr>
+        <w:t xml:space="preserve"> Também neste gráfico é possível selecionar o tipo de tecnologia usada para a produção energética destacando-se possíveis leituras: o mês de janeiro tem tido sucessivas menores produções de energia hídrica entre 2023 e 2025, enquanto em maio observamos aumentos. Eólica sendo a que mais contribui para o total da produção nacional tem vindo a oscilar pouco nos meses de novembro e dezembro. Para finalizar este segmento, temos um gráfico para permitir a análise mais detalhada de um mês que tenha suscitado curiosidade no utilizador. É-lhe permitido selecionar o mês e ano e também </w:t>
+      </w:r>
+      <w:r>
+        <w:rPr>
+          <w:lang w:val="pt-PT"/>
+        </w:rPr>
+        <w:t xml:space="preserve">o intervalo de tempo para agrupar os valores. Selecionando a janela de valores também é possível reduzir a análise para um dia e ver que  pico de valores em outubro de 2025, por exemplo, entre a 1:00 e 1.45 de dia 26 corresponde à mudança da hora estando assim justificado valores duas vezes maiores do que o expectável já que a hora 1:00-2:00 nesse dia ocorreu duas vezes por assim dizer. </w:t>
+      </w:r>
+    </w:p>
+    <w:p>
+      <w:pPr>
         <w:pStyle w:val="HeadingSection"/>
-      </w:pPr>
-      <w:r>
+        <w:rPr>
+          <w:lang w:val="pt-PT"/>
+        </w:rPr>
+      </w:pPr>
+      <w:r>
+        <w:rPr>
+          <w:lang w:val="pt-PT"/>
+        </w:rPr>
         <w:t>8</w:t>
       </w:r>
       <w:r>
+        <w:rPr>
+          <w:lang w:val="pt-PT"/>
+        </w:rPr>
         <w:tab/>
+      </w:r>
+      <w:proofErr w:type="spellStart"/>
+      <w:r>
+        <w:rPr>
+          <w:lang w:val="pt-PT"/>
+        </w:rPr>
         <w:t>Evaluation</w:t>
       </w:r>
+      <w:proofErr w:type="spellEnd"/>
     </w:p>
     <w:p>
       <w:pPr>
@@ -4499,6 +4668,7 @@
   <w:style w:type="character" w:default="1" w:styleId="Tipodeletrapredefinidodopargrafo">
     <w:name w:val="Default Paragraph Font"/>
     <w:uiPriority w:val="1"/>
+    <w:semiHidden/>
     <w:unhideWhenUsed/>
   </w:style>
   <w:style w:type="table" w:default="1" w:styleId="Tabelanormal">

--- a/semestre2/VAD/Project/Data-Analysis-and-Visualization-Project-Eletrcity/ProgressReport_HenriqueCuraRicardoPina.docx
+++ b/semestre2/VAD/Project/Data-Analysis-and-Visualization-Project-Eletrcity/ProgressReport_HenriqueCuraRicardoPina.docx
@@ -508,7 +508,15 @@
         <w:tab/>
       </w:r>
       <w:r>
-        <w:t>J. J. Van Wijk and E. R. Van Selow, "Cluster and calendar based visualization of time series data," </w:t>
+        <w:t xml:space="preserve">J. J. Van Wijk and E. R. Van Selow, "Cluster and </w:t>
+      </w:r>
+      <w:proofErr w:type="gramStart"/>
+      <w:r>
+        <w:t>calendar based</w:t>
+      </w:r>
+      <w:proofErr w:type="gramEnd"/>
+      <w:r>
+        <w:t xml:space="preserve"> visualization of time series data," </w:t>
       </w:r>
       <w:r>
         <w:rPr>
@@ -1043,7 +1051,14 @@
         <w:rPr>
           <w:lang w:val="pt-PT"/>
         </w:rPr>
-        <w:t xml:space="preserve"> da API da ENTSOE ( </w:t>
+        <w:t xml:space="preserve"> da API da ENTSOE </w:t>
+      </w:r>
+      <w:proofErr w:type="gramStart"/>
+      <w:r>
+        <w:rPr>
+          <w:lang w:val="pt-PT"/>
+        </w:rPr>
+        <w:t xml:space="preserve">( </w:t>
       </w:r>
       <w:proofErr w:type="spellStart"/>
       <w:r>
@@ -1053,6 +1068,7 @@
         <w:t>European</w:t>
       </w:r>
       <w:proofErr w:type="spellEnd"/>
+      <w:proofErr w:type="gramEnd"/>
       <w:r>
         <w:rPr>
           <w:lang w:val="pt-PT"/>
@@ -2979,7 +2995,13 @@
         <w:rPr>
           <w:lang w:val="pt-PT"/>
         </w:rPr>
-        <w:t xml:space="preserve">capitulo anterior, decidimos explorar o nosso tema usando três menus: um para estudar a sazonalidade da produção energética, outro para estudar o efeito das condições meteorológicas </w:t>
+        <w:t>capítulo</w:t>
+      </w:r>
+      <w:r>
+        <w:rPr>
+          <w:lang w:val="pt-PT"/>
+        </w:rPr>
+        <w:t xml:space="preserve"> anterior, decidimos explorar o nosso tema usando três menus: um para estudar a sazonalidade da produção energética, outro para estudar o efeito das condições meteorológicas </w:t>
       </w:r>
       <w:r>
         <w:rPr>
@@ -3133,7 +3155,19 @@
         <w:rPr>
           <w:lang w:val="pt-PT"/>
         </w:rPr>
-        <w:t xml:space="preserve">o intervalo de tempo para agrupar os valores. Selecionando a janela de valores também é possível reduzir a análise para um dia e ver que  pico de valores em outubro de 2025, por exemplo, entre a 1:00 e 1.45 de dia 26 corresponde à mudança da hora estando assim justificado valores duas vezes maiores do que o expectável já que a hora 1:00-2:00 nesse dia ocorreu duas vezes por assim dizer. </w:t>
+        <w:t xml:space="preserve">o intervalo de tempo para agrupar os valores. Selecionando a janela de valores também é possível reduzir a análise para um dia e ver </w:t>
+      </w:r>
+      <w:r>
+        <w:rPr>
+          <w:lang w:val="pt-PT"/>
+        </w:rPr>
+        <w:t>que pico</w:t>
+      </w:r>
+      <w:r>
+        <w:rPr>
+          <w:lang w:val="pt-PT"/>
+        </w:rPr>
+        <w:t xml:space="preserve"> de valores em outubro de 2025, por exemplo, entre a 1:00 e 1.45 de dia 26 corresponde à mudança da hora estando assim justificado valores duas vezes maiores do que o expectável já que a hora 1:00-2:00 nesse dia ocorreu duas vezes por assim dizer. </w:t>
       </w:r>
     </w:p>
     <w:p>

--- a/semestre2/VAD/Project/Data-Analysis-and-Visualization-Project-Eletrcity/ProgressReport_HenriqueCuraRicardoPina.docx
+++ b/semestre2/VAD/Project/Data-Analysis-and-Visualization-Project-Eletrcity/ProgressReport_HenriqueCuraRicardoPina.docx
@@ -3169,6 +3169,181 @@
         </w:rPr>
         <w:t xml:space="preserve"> de valores em outubro de 2025, por exemplo, entre a 1:00 e 1.45 de dia 26 corresponde à mudança da hora estando assim justificado valores duas vezes maiores do que o expectável já que a hora 1:00-2:00 nesse dia ocorreu duas vezes por assim dizer. </w:t>
       </w:r>
+    </w:p>
+    <w:p>
+      <w:pPr>
+        <w:pStyle w:val="Text"/>
+        <w:rPr>
+          <w:lang w:val="pt-PT"/>
+        </w:rPr>
+      </w:pPr>
+    </w:p>
+    <w:p>
+      <w:pPr>
+        <w:pStyle w:val="Text"/>
+        <w:rPr>
+          <w:lang w:val="pt-PT"/>
+        </w:rPr>
+      </w:pPr>
+      <w:r>
+        <w:rPr>
+          <w:lang w:val="pt-PT"/>
+        </w:rPr>
+        <w:t xml:space="preserve">Na segunda </w:t>
+      </w:r>
+      <w:proofErr w:type="spellStart"/>
+      <w:r>
+        <w:rPr>
+          <w:lang w:val="pt-PT"/>
+        </w:rPr>
+        <w:t>tab</w:t>
+      </w:r>
+      <w:proofErr w:type="spellEnd"/>
+      <w:r>
+        <w:rPr>
+          <w:lang w:val="pt-PT"/>
+        </w:rPr>
+        <w:t xml:space="preserve"> procurámos estudar o efeito das condições meteorológicas na produção energética renovável. Começámos por implementar um gráfico temporal onde o utilizador </w:t>
+      </w:r>
+      <w:r>
+        <w:rPr>
+          <w:lang w:val="pt-PT"/>
+        </w:rPr>
+        <w:t xml:space="preserve">pode selecionar a variável meteorológica que pretende observar: luz diária de sol, temperatura, velocidade do vento, precipitação ou nebulosidade. Para variáveis como temperatura, vento e nebulosidade optámos por representar os valores mínimo, médio e máximo, permitindo uma leitura mais completa da sua evolução ao longo do período em estudo. No caso da precipitação e da luz solar, representámos a série diária correspondente, </w:t>
+      </w:r>
+      <w:r>
+        <w:rPr>
+          <w:lang w:val="pt-PT"/>
+        </w:rPr>
+        <w:t>mantendo o</w:t>
+      </w:r>
+      <w:r>
+        <w:rPr>
+          <w:lang w:val="pt-PT"/>
+        </w:rPr>
+        <w:t xml:space="preserve"> tipo de interação temporal através do </w:t>
+      </w:r>
+      <w:proofErr w:type="spellStart"/>
+      <w:r>
+        <w:rPr>
+          <w:lang w:val="pt-PT"/>
+        </w:rPr>
+        <w:t>rangeslider</w:t>
+      </w:r>
+      <w:proofErr w:type="spellEnd"/>
+      <w:r>
+        <w:rPr>
+          <w:lang w:val="pt-PT"/>
+        </w:rPr>
+        <w:t>.</w:t>
+      </w:r>
+    </w:p>
+    <w:p>
+      <w:pPr>
+        <w:pStyle w:val="Text"/>
+        <w:rPr>
+          <w:lang w:val="pt-PT"/>
+        </w:rPr>
+      </w:pPr>
+      <w:r>
+        <w:rPr>
+          <w:lang w:val="pt-PT"/>
+        </w:rPr>
+        <w:t>De seguida, desenvolvemos uma matriz de correlações entre as variáveis meteorológicas e os diferentes tipos de produção energética. Para isso, agregámos a produção horária em valores diários e juntámos estes dados aos dados meteorológicos. A matriz permite observar relações relevantes entre variáveis, como a associação positiva entre velocidade do vento e produção eólica, ou entre luz solar e produção fotovoltaica. De forma complementar, a nebulosidade apresenta uma relação negativa com a produção fotovoltaica, o que está de acordo com o esperado. Este gráfico permite também comparar rapidamente quais os fatores meteorológicos que parecem estar mais associados a cada tecnologia.</w:t>
+      </w:r>
+    </w:p>
+    <w:p>
+      <w:pPr>
+        <w:pStyle w:val="Text"/>
+        <w:rPr>
+          <w:lang w:val="pt-PT"/>
+        </w:rPr>
+      </w:pPr>
+      <w:r>
+        <w:rPr>
+          <w:lang w:val="pt-PT"/>
+        </w:rPr>
+        <w:t>Por fim, implementámos um gráfico de comparação direta entre uma variável meteorológica e uma tecnologia de produção selecionada pelo utilizador. Neste caso, o utilizador escolhe simultaneamente o fator meteorológico e o tipo de produção, podendo comparar as duas séries temporais no mesmo gráfico através de dois eixos verticais. Esta visualização é particularmente útil para analisar períodos concretos em que uma alteração meteorológica parece coincidir com alterações na produção, como dias com maior vento e maior produção eólica, ou períodos com mais luz solar e maior produção fotovoltaica.</w:t>
+      </w:r>
+    </w:p>
+    <w:p>
+      <w:pPr>
+        <w:pStyle w:val="Text"/>
+        <w:rPr>
+          <w:lang w:val="pt-PT"/>
+        </w:rPr>
+      </w:pPr>
+    </w:p>
+    <w:p>
+      <w:pPr>
+        <w:pStyle w:val="Text"/>
+        <w:rPr>
+          <w:lang w:val="pt-PT"/>
+        </w:rPr>
+      </w:pPr>
+      <w:r>
+        <w:rPr>
+          <w:lang w:val="pt-PT"/>
+        </w:rPr>
+        <w:t xml:space="preserve">Na terceira </w:t>
+      </w:r>
+      <w:proofErr w:type="spellStart"/>
+      <w:r>
+        <w:rPr>
+          <w:lang w:val="pt-PT"/>
+        </w:rPr>
+        <w:t>tab</w:t>
+      </w:r>
+      <w:proofErr w:type="spellEnd"/>
+      <w:r>
+        <w:rPr>
+          <w:lang w:val="pt-PT"/>
+        </w:rPr>
+        <w:t xml:space="preserve"> focámo-nos na evolução do preço da eletricidade e na forma como este se relaciona com a produção energética. Começámos por construir uma série temporal do preço médio diário da eletricidade, acrescentando uma média móvel de 7 dias. Esta média móvel permite suavizar oscilações diárias e tornar mais visíveis tendências gerais, períodos de subida ou descida e eventuais momentos de maior instabilidade no preço.</w:t>
+      </w:r>
+    </w:p>
+    <w:p>
+      <w:pPr>
+        <w:pStyle w:val="Text"/>
+        <w:rPr>
+          <w:lang w:val="pt-PT"/>
+        </w:rPr>
+      </w:pPr>
+      <w:r>
+        <w:rPr>
+          <w:lang w:val="pt-PT"/>
+        </w:rPr>
+        <w:t>Para complementar esta análise, implementámos uma visualização baseada em calendário, onde os dias são agrupados em três categorias: preços mais baixos, preços intermédios e preços mais altos. Para obter estes grupos foi aplicado um agrupamento dos dias com base no preço médio diário, sendo depois os grupos ordenados de acordo com o valor médio do preço. O utilizador pode selecionar tanto o grupo de preços que pretende analisar como o ano, permitindo comparar padrões entre 2023, 2024 e 2025.</w:t>
+      </w:r>
+    </w:p>
+    <w:p>
+      <w:pPr>
+        <w:pStyle w:val="Text"/>
+        <w:rPr>
+          <w:lang w:val="pt-PT"/>
+        </w:rPr>
+      </w:pPr>
+      <w:r>
+        <w:rPr>
+          <w:lang w:val="pt-PT"/>
+        </w:rPr>
+        <w:t xml:space="preserve">Ao selecionar um grupo, o calendário destaca os dias pertencentes a esse intervalo de preços e, em simultâneo, apresenta o perfil médio diário de produção para esses mesmos dias, discriminado por energia eólica, hídrica e fotovoltaica. Esta abordagem permite perceber se determinados níveis de preço tendem a estar associados a perfis específicos de produção renovável. Por exemplo, observa-se que os dias de preços </w:t>
+      </w:r>
+      <w:r>
+        <w:rPr>
+          <w:lang w:val="pt-PT"/>
+        </w:rPr>
+        <w:lastRenderedPageBreak/>
+        <w:t>mais baixos tendem a apresentar maior produção eólica média, enquanto os dias de preços mais altos surgem associados a uma menor contribuição média dessa tecnologia. Assim, esta página permite não só acompanhar a evolução do preço ao longo do tempo, mas também relacionar esses valores com a disponibilidade e comportamento das principais fontes renováveis.</w:t>
+      </w:r>
+    </w:p>
+    <w:p>
+      <w:pPr>
+        <w:pStyle w:val="Text"/>
+        <w:rPr>
+          <w:lang w:val="pt-PT"/>
+        </w:rPr>
+      </w:pPr>
     </w:p>
     <w:p>
       <w:pPr>
@@ -4702,7 +4877,6 @@
   <w:style w:type="character" w:default="1" w:styleId="Tipodeletrapredefinidodopargrafo">
     <w:name w:val="Default Paragraph Font"/>
     <w:uiPriority w:val="1"/>
-    <w:semiHidden/>
     <w:unhideWhenUsed/>
   </w:style>
   <w:style w:type="table" w:default="1" w:styleId="Tabelanormal">

--- a/semestre2/VAD/Project/Data-Analysis-and-Visualization-Project-Eletrcity/ProgressReport_HenriqueCuraRicardoPina.docx
+++ b/semestre2/VAD/Project/Data-Analysis-and-Visualization-Project-Eletrcity/ProgressReport_HenriqueCuraRicardoPina.docx
@@ -3209,19 +3209,7 @@
         <w:rPr>
           <w:lang w:val="pt-PT"/>
         </w:rPr>
-        <w:t xml:space="preserve">pode selecionar a variável meteorológica que pretende observar: luz diária de sol, temperatura, velocidade do vento, precipitação ou nebulosidade. Para variáveis como temperatura, vento e nebulosidade optámos por representar os valores mínimo, médio e máximo, permitindo uma leitura mais completa da sua evolução ao longo do período em estudo. No caso da precipitação e da luz solar, representámos a série diária correspondente, </w:t>
-      </w:r>
-      <w:r>
-        <w:rPr>
-          <w:lang w:val="pt-PT"/>
-        </w:rPr>
-        <w:t>mantendo o</w:t>
-      </w:r>
-      <w:r>
-        <w:rPr>
-          <w:lang w:val="pt-PT"/>
-        </w:rPr>
-        <w:t xml:space="preserve"> tipo de interação temporal através do </w:t>
+        <w:t xml:space="preserve">pode selecionar a variável meteorológica que pretende observar: luz diária de sol, temperatura, velocidade do vento, precipitação ou nebulosidade. Para variáveis como temperatura, vento e nebulosidade optámos por representar os valores mínimo, médio e máximo, permitindo uma leitura mais completa da sua evolução ao longo do período em estudo. No caso da precipitação e da luz solar, representámos a série diária correspondente, mantendo o tipo de interação temporal através do </w:t>
       </w:r>
       <w:proofErr w:type="spellStart"/>
       <w:r>
@@ -3376,14 +3364,216 @@
     <w:p>
       <w:pPr>
         <w:pStyle w:val="HeadingSection"/>
-      </w:pPr>
-      <w:r>
+        <w:rPr>
+          <w:lang w:val="pt-PT"/>
+        </w:rPr>
+      </w:pPr>
+      <w:r>
+        <w:rPr>
+          <w:lang w:val="pt-PT"/>
+        </w:rPr>
         <w:t>9</w:t>
       </w:r>
       <w:r>
+        <w:rPr>
+          <w:lang w:val="pt-PT"/>
+        </w:rPr>
         <w:tab/>
-        <w:t>Critical Reflection</w:t>
-      </w:r>
+      </w:r>
+      <w:proofErr w:type="spellStart"/>
+      <w:r>
+        <w:rPr>
+          <w:lang w:val="pt-PT"/>
+        </w:rPr>
+        <w:t>Critical</w:t>
+      </w:r>
+      <w:proofErr w:type="spellEnd"/>
+      <w:r>
+        <w:rPr>
+          <w:lang w:val="pt-PT"/>
+        </w:rPr>
+        <w:t xml:space="preserve"> </w:t>
+      </w:r>
+      <w:proofErr w:type="spellStart"/>
+      <w:r>
+        <w:rPr>
+          <w:lang w:val="pt-PT"/>
+        </w:rPr>
+        <w:t>Reflection</w:t>
+      </w:r>
+      <w:proofErr w:type="spellEnd"/>
+    </w:p>
+    <w:p>
+      <w:pPr>
+        <w:pStyle w:val="Text"/>
+        <w:rPr>
+          <w:lang w:val="pt-PT"/>
+        </w:rPr>
+      </w:pPr>
+      <w:r>
+        <w:rPr>
+          <w:lang w:val="pt-PT"/>
+        </w:rPr>
+        <w:t xml:space="preserve">A visualização final revelou-se eficaz para explorar os dados de produção energética, meteorologia e preços de eletricidade em Portugal. A </w:t>
+      </w:r>
+      <w:proofErr w:type="spellStart"/>
+      <w:r>
+        <w:rPr>
+          <w:lang w:val="pt-PT"/>
+        </w:rPr>
+        <w:t>dashboard</w:t>
+      </w:r>
+      <w:proofErr w:type="spellEnd"/>
+      <w:r>
+        <w:rPr>
+          <w:lang w:val="pt-PT"/>
+        </w:rPr>
+        <w:t xml:space="preserve"> permitiu analisar diferentes dimensões dos dados de forma interativa, através de filtros por tecnologia, período temporal, condições meteorológicas e categorias de preço. Esta interatividade tornou mais fácil identificar padrões que seriam difíceis de observar apenas através de tabelas ou valores agregados. </w:t>
+      </w:r>
+    </w:p>
+    <w:p>
+      <w:pPr>
+        <w:pStyle w:val="Text"/>
+        <w:rPr>
+          <w:lang w:val="pt-PT"/>
+        </w:rPr>
+      </w:pPr>
+    </w:p>
+    <w:p>
+      <w:pPr>
+        <w:pStyle w:val="Text"/>
+        <w:rPr>
+          <w:lang w:val="pt-PT"/>
+        </w:rPr>
+      </w:pPr>
+      <w:r>
+        <w:rPr>
+          <w:lang w:val="pt-PT"/>
+        </w:rPr>
+        <w:t xml:space="preserve">De forma geral, a visualização respondeu bem às questões definidas inicialmente. Foi possível perceber em que períodos do ano determinados tipos de produção energética são mais relevantes, como a produção eólica nos meses de inverno e a produção fotovoltaica nos meses de verão. Também foi possível observar que a produção hídrica apresenta uma forte variação sazonal, estando mais associada a períodos com maior precipitação. Além disso, os gráficos de comparação entre meteorologia e produção ajudaram a identificar relações entre variáveis, como a influência da velocidade do vento na energia eólica e da luz solar na energia fotovoltaica. </w:t>
+      </w:r>
+    </w:p>
+    <w:p>
+      <w:pPr>
+        <w:pStyle w:val="Text"/>
+        <w:rPr>
+          <w:lang w:val="pt-PT"/>
+        </w:rPr>
+      </w:pPr>
+    </w:p>
+    <w:p>
+      <w:pPr>
+        <w:pStyle w:val="Text"/>
+        <w:rPr>
+          <w:lang w:val="pt-PT"/>
+        </w:rPr>
+      </w:pPr>
+      <w:r>
+        <w:rPr>
+          <w:lang w:val="pt-PT"/>
+        </w:rPr>
+        <w:t xml:space="preserve">Uma das principais vantagens da </w:t>
+      </w:r>
+      <w:proofErr w:type="spellStart"/>
+      <w:r>
+        <w:rPr>
+          <w:lang w:val="pt-PT"/>
+        </w:rPr>
+        <w:t>dashboard</w:t>
+      </w:r>
+      <w:proofErr w:type="spellEnd"/>
+      <w:r>
+        <w:rPr>
+          <w:lang w:val="pt-PT"/>
+        </w:rPr>
+        <w:t xml:space="preserve"> foi permitir uma leitura visual imediata da sazonalidade e das relações entre variáveis. Sem este tipo de visualização, seria muito mais difícil detetar rapidamente padrões temporais, picos de produção, diferenças entre tecnologias e possíveis correlações com fatores meteorológicos. A utilização de gráficos interativos, como séries temporais, mapas de calor de correlação e gráficos comparativos, ajudou a transformar dados complexos em informação mais compreensível.</w:t>
+      </w:r>
+    </w:p>
+    <w:p>
+      <w:pPr>
+        <w:pStyle w:val="Text"/>
+        <w:rPr>
+          <w:lang w:val="pt-PT"/>
+        </w:rPr>
+      </w:pPr>
+    </w:p>
+    <w:p>
+      <w:pPr>
+        <w:pStyle w:val="Text"/>
+        <w:rPr>
+          <w:lang w:val="pt-PT"/>
+        </w:rPr>
+      </w:pPr>
+      <w:r>
+        <w:rPr>
+          <w:lang w:val="pt-PT"/>
+        </w:rPr>
+        <w:t xml:space="preserve">Apesar disso, a solução ainda poderia ser melhorada. Algumas combinações de cores podem dificultar a interpretação quando duas linhas têm tonalidades semelhantes, embora isso tenha sido parcialmente corrigido. Também seria útil adicionar pequenas explicações junto dos gráficos, para orientar utilizadores menos familiarizados com dados energéticos. Outra melhoria possível seria permitir filtros por estação do ano, além de mês e ano, e incluir indicadores resumidos, como máximos, mínimos e médias por tecnologia. Por fim, a </w:t>
+      </w:r>
+      <w:proofErr w:type="spellStart"/>
+      <w:r>
+        <w:rPr>
+          <w:lang w:val="pt-PT"/>
+        </w:rPr>
+        <w:t>dashboard</w:t>
+      </w:r>
+      <w:proofErr w:type="spellEnd"/>
+      <w:r>
+        <w:rPr>
+          <w:lang w:val="pt-PT"/>
+        </w:rPr>
+        <w:t xml:space="preserve"> poderia beneficiar de uma maior uniformização visual entre gráficos, tornando a experiência mais consistente.</w:t>
+      </w:r>
+    </w:p>
+    <w:p>
+      <w:pPr>
+        <w:pStyle w:val="Text"/>
+        <w:rPr>
+          <w:lang w:val="pt-PT"/>
+        </w:rPr>
+      </w:pPr>
+    </w:p>
+    <w:p>
+      <w:pPr>
+        <w:pStyle w:val="Text"/>
+        <w:rPr>
+          <w:lang w:val="pt-PT"/>
+        </w:rPr>
+      </w:pPr>
+      <w:r>
+        <w:rPr>
+          <w:lang w:val="pt-PT"/>
+        </w:rPr>
+        <w:t xml:space="preserve">Em conclusão, a visualização foi eficaz para obter insights relevantes sobre os dados e para responder às perguntas propostas. A </w:t>
+      </w:r>
+      <w:proofErr w:type="spellStart"/>
+      <w:r>
+        <w:rPr>
+          <w:lang w:val="pt-PT"/>
+        </w:rPr>
+        <w:t>dashboard</w:t>
+      </w:r>
+      <w:proofErr w:type="spellEnd"/>
+      <w:r>
+        <w:rPr>
+          <w:lang w:val="pt-PT"/>
+        </w:rPr>
+        <w:t xml:space="preserve"> permitiu compreender melhor a relação </w:t>
+      </w:r>
+      <w:r>
+        <w:rPr>
+          <w:lang w:val="pt-PT"/>
+        </w:rPr>
+        <w:t xml:space="preserve">entre sazonalidade, meteorologia, produção energética e preço da eletricidade, demonstrando o valor das visualizações interativas na análise de dados complexos. </w:t>
+      </w:r>
+    </w:p>
+    <w:p>
+      <w:pPr>
+        <w:pStyle w:val="Text"/>
+        <w:rPr>
+          <w:lang w:val="pt-PT"/>
+        </w:rPr>
+      </w:pPr>
     </w:p>
     <w:sectPr>
       <w:pgSz w:w="12240" w:h="15840" w:code="1"/>
@@ -4171,6 +4361,119 @@
     </w:lvl>
   </w:abstractNum>
   <w:abstractNum w:abstractNumId="7" w15:restartNumberingAfterBreak="0">
+    <w:nsid w:val="637415FE"/>
+    <w:multiLevelType w:val="multilevel"/>
+    <w:tmpl w:val="AA783A9E"/>
+    <w:lvl w:ilvl="0">
+      <w:start w:val="1"/>
+      <w:numFmt w:val="decimal"/>
+      <w:lvlText w:val="%1."/>
+      <w:lvlJc w:val="left"/>
+      <w:pPr>
+        <w:tabs>
+          <w:tab w:val="num" w:pos="720"/>
+        </w:tabs>
+        <w:ind w:left="720" w:hanging="360"/>
+      </w:pPr>
+    </w:lvl>
+    <w:lvl w:ilvl="1" w:tentative="1">
+      <w:start w:val="1"/>
+      <w:numFmt w:val="decimal"/>
+      <w:lvlText w:val="%2."/>
+      <w:lvlJc w:val="left"/>
+      <w:pPr>
+        <w:tabs>
+          <w:tab w:val="num" w:pos="1440"/>
+        </w:tabs>
+        <w:ind w:left="1440" w:hanging="360"/>
+      </w:pPr>
+    </w:lvl>
+    <w:lvl w:ilvl="2" w:tentative="1">
+      <w:start w:val="1"/>
+      <w:numFmt w:val="decimal"/>
+      <w:lvlText w:val="%3."/>
+      <w:lvlJc w:val="left"/>
+      <w:pPr>
+        <w:tabs>
+          <w:tab w:val="num" w:pos="2160"/>
+        </w:tabs>
+        <w:ind w:left="2160" w:hanging="360"/>
+      </w:pPr>
+    </w:lvl>
+    <w:lvl w:ilvl="3" w:tentative="1">
+      <w:start w:val="1"/>
+      <w:numFmt w:val="decimal"/>
+      <w:lvlText w:val="%4."/>
+      <w:lvlJc w:val="left"/>
+      <w:pPr>
+        <w:tabs>
+          <w:tab w:val="num" w:pos="2880"/>
+        </w:tabs>
+        <w:ind w:left="2880" w:hanging="360"/>
+      </w:pPr>
+    </w:lvl>
+    <w:lvl w:ilvl="4" w:tentative="1">
+      <w:start w:val="1"/>
+      <w:numFmt w:val="decimal"/>
+      <w:lvlText w:val="%5."/>
+      <w:lvlJc w:val="left"/>
+      <w:pPr>
+        <w:tabs>
+          <w:tab w:val="num" w:pos="3600"/>
+        </w:tabs>
+        <w:ind w:left="3600" w:hanging="360"/>
+      </w:pPr>
+    </w:lvl>
+    <w:lvl w:ilvl="5" w:tentative="1">
+      <w:start w:val="1"/>
+      <w:numFmt w:val="decimal"/>
+      <w:lvlText w:val="%6."/>
+      <w:lvlJc w:val="left"/>
+      <w:pPr>
+        <w:tabs>
+          <w:tab w:val="num" w:pos="4320"/>
+        </w:tabs>
+        <w:ind w:left="4320" w:hanging="360"/>
+      </w:pPr>
+    </w:lvl>
+    <w:lvl w:ilvl="6" w:tentative="1">
+      <w:start w:val="1"/>
+      <w:numFmt w:val="decimal"/>
+      <w:lvlText w:val="%7."/>
+      <w:lvlJc w:val="left"/>
+      <w:pPr>
+        <w:tabs>
+          <w:tab w:val="num" w:pos="5040"/>
+        </w:tabs>
+        <w:ind w:left="5040" w:hanging="360"/>
+      </w:pPr>
+    </w:lvl>
+    <w:lvl w:ilvl="7" w:tentative="1">
+      <w:start w:val="1"/>
+      <w:numFmt w:val="decimal"/>
+      <w:lvlText w:val="%8."/>
+      <w:lvlJc w:val="left"/>
+      <w:pPr>
+        <w:tabs>
+          <w:tab w:val="num" w:pos="5760"/>
+        </w:tabs>
+        <w:ind w:left="5760" w:hanging="360"/>
+      </w:pPr>
+    </w:lvl>
+    <w:lvl w:ilvl="8" w:tentative="1">
+      <w:start w:val="1"/>
+      <w:numFmt w:val="decimal"/>
+      <w:lvlText w:val="%9."/>
+      <w:lvlJc w:val="left"/>
+      <w:pPr>
+        <w:tabs>
+          <w:tab w:val="num" w:pos="6480"/>
+        </w:tabs>
+        <w:ind w:left="6480" w:hanging="360"/>
+      </w:pPr>
+    </w:lvl>
+  </w:abstractNum>
+  <w:abstractNum w:abstractNumId="8" w15:restartNumberingAfterBreak="0">
     <w:nsid w:val="6BD060CA"/>
     <w:multiLevelType w:val="hybridMultilevel"/>
     <w:tmpl w:val="0A4A0DB6"/>
@@ -4283,7 +4586,7 @@
       </w:rPr>
     </w:lvl>
   </w:abstractNum>
-  <w:abstractNum w:abstractNumId="8" w15:restartNumberingAfterBreak="0">
+  <w:abstractNum w:abstractNumId="9" w15:restartNumberingAfterBreak="0">
     <w:nsid w:val="7E1A7DFA"/>
     <w:multiLevelType w:val="hybridMultilevel"/>
     <w:tmpl w:val="230271D8"/>
@@ -4415,13 +4718,16 @@
     <w:abstractNumId w:val="6"/>
   </w:num>
   <w:num w:numId="7" w16cid:durableId="878784047">
-    <w:abstractNumId w:val="7"/>
+    <w:abstractNumId w:val="8"/>
   </w:num>
   <w:num w:numId="8" w16cid:durableId="1821147078">
     <w:abstractNumId w:val="4"/>
   </w:num>
   <w:num w:numId="9" w16cid:durableId="2124642968">
-    <w:abstractNumId w:val="8"/>
+    <w:abstractNumId w:val="9"/>
+  </w:num>
+  <w:num w:numId="10" w16cid:durableId="167452041">
+    <w:abstractNumId w:val="7"/>
   </w:num>
 </w:numbering>
 </file>

--- a/semestre2/VAD/Project/Data-Analysis-and-Visualization-Project-Eletrcity/ProgressReport_HenriqueCuraRicardoPina.docx
+++ b/semestre2/VAD/Project/Data-Analysis-and-Visualization-Project-Eletrcity/ProgressReport_HenriqueCuraRicardoPina.docx
@@ -70,13 +70,22 @@
                               <w:pStyle w:val="TitleofPaper"/>
                               <w:rPr>
                                 <w:color w:val="00B0F0"/>
+                                <w:lang w:val="pt-PT"/>
                               </w:rPr>
                             </w:pPr>
                             <w:r>
                               <w:rPr>
                                 <w:color w:val="00B0F0"/>
+                                <w:lang w:val="pt-PT"/>
                               </w:rPr>
-                              <w:t>Analysis of national electricity data</w:t>
+                              <w:t>Análise de dados de e</w:t>
+                            </w:r>
+                            <w:r>
+                              <w:rPr>
+                                <w:color w:val="00B0F0"/>
+                                <w:lang w:val="pt-PT"/>
+                              </w:rPr>
+                              <w:t>letricidade em Portugal</w:t>
                             </w:r>
                           </w:p>
                           <w:p>
@@ -84,6 +93,7 @@
                               <w:pStyle w:val="AffiliationandAddress"/>
                               <w:rPr>
                                 <w:color w:val="00B0F0"/>
+                                <w:lang w:val="pt-PT"/>
                               </w:rPr>
                             </w:pPr>
                           </w:p>
@@ -93,6 +103,7 @@
                               <w:rPr>
                                 <w:b/>
                                 <w:color w:val="00B0F0"/>
+                                <w:lang w:val="pt-PT"/>
                               </w:rPr>
                             </w:pPr>
                           </w:p>
@@ -103,6 +114,7 @@
                               <w:rPr>
                                 <w:b/>
                                 <w:color w:val="00B0F0"/>
+                                <w:lang w:val="pt-PT"/>
                               </w:rPr>
                             </w:pPr>
                           </w:p>
@@ -239,13 +251,22 @@
                         <w:pStyle w:val="TitleofPaper"/>
                         <w:rPr>
                           <w:color w:val="00B0F0"/>
+                          <w:lang w:val="pt-PT"/>
                         </w:rPr>
                       </w:pPr>
                       <w:r>
                         <w:rPr>
                           <w:color w:val="00B0F0"/>
+                          <w:lang w:val="pt-PT"/>
                         </w:rPr>
-                        <w:t>Analysis of national electricity data</w:t>
+                        <w:t>Análise de dados de e</w:t>
+                      </w:r>
+                      <w:r>
+                        <w:rPr>
+                          <w:color w:val="00B0F0"/>
+                          <w:lang w:val="pt-PT"/>
+                        </w:rPr>
+                        <w:t>letricidade em Portugal</w:t>
                       </w:r>
                     </w:p>
                     <w:p>
@@ -253,6 +274,7 @@
                         <w:pStyle w:val="AffiliationandAddress"/>
                         <w:rPr>
                           <w:color w:val="00B0F0"/>
+                          <w:lang w:val="pt-PT"/>
                         </w:rPr>
                       </w:pPr>
                     </w:p>
@@ -262,6 +284,7 @@
                         <w:rPr>
                           <w:b/>
                           <w:color w:val="00B0F0"/>
+                          <w:lang w:val="pt-PT"/>
                         </w:rPr>
                       </w:pPr>
                     </w:p>
@@ -272,6 +295,7 @@
                         <w:rPr>
                           <w:b/>
                           <w:color w:val="00B0F0"/>
+                          <w:lang w:val="pt-PT"/>
                         </w:rPr>
                       </w:pPr>
                     </w:p>
@@ -508,15 +532,7 @@
         <w:tab/>
       </w:r>
       <w:r>
-        <w:t xml:space="preserve">J. J. Van Wijk and E. R. Van Selow, "Cluster and </w:t>
-      </w:r>
-      <w:proofErr w:type="gramStart"/>
-      <w:r>
-        <w:t>calendar based</w:t>
-      </w:r>
-      <w:proofErr w:type="gramEnd"/>
-      <w:r>
-        <w:t xml:space="preserve"> visualization of time series data," </w:t>
+        <w:t>J. J. Van Wijk and E. R. Van Selow, "Cluster and calendar based visualization of time series data," </w:t>
       </w:r>
       <w:r>
         <w:rPr>
@@ -1051,14 +1067,7 @@
         <w:rPr>
           <w:lang w:val="pt-PT"/>
         </w:rPr>
-        <w:t xml:space="preserve"> da API da ENTSOE </w:t>
-      </w:r>
-      <w:proofErr w:type="gramStart"/>
-      <w:r>
-        <w:rPr>
-          <w:lang w:val="pt-PT"/>
-        </w:rPr>
-        <w:t xml:space="preserve">( </w:t>
+        <w:t xml:space="preserve"> da API da ENTSOE ( </w:t>
       </w:r>
       <w:proofErr w:type="spellStart"/>
       <w:r>
@@ -1068,7 +1077,6 @@
         <w:t>European</w:t>
       </w:r>
       <w:proofErr w:type="spellEnd"/>
-      <w:proofErr w:type="gramEnd"/>
       <w:r>
         <w:rPr>
           <w:lang w:val="pt-PT"/>
@@ -2272,7 +2280,7 @@
         <w:rPr>
           <w:lang w:val="pt-PT"/>
         </w:rPr>
-        <w:t xml:space="preserve"> com todos os tipos de produção diferenciável, sendo possível observar a média móvel, alterar o intervalo de tempo e a janela temporal, permitindo analisar a evolução temporal da produção energética por fonte, identificar tendências de longo prazo através da média móvel e comparar comportamentos sazonais entre diferentes tipos de energia;</w:t>
+        <w:t xml:space="preserve"> com todos os tipos de produção diferenciável, sendo possível alterar o intervalo de tempo e a janela temporal, permitindo analisar a evolução temporal da produção energética por fonte, identificar tendências de longo prazo através da média móvel e comparar comportamentos sazonais entre diferentes tipos de energia;</w:t>
       </w:r>
       <w:r>
         <w:rPr>
@@ -3061,7 +3069,31 @@
         <w:rPr>
           <w:lang w:val="pt-PT"/>
         </w:rPr>
-        <w:t>das produções usando gráficos circulares. Damos a opção ao utilizador para escolher que tipo de produção pretende visualizar e distinguimos cada ano dando uma cor diferente à barra, mantendo a cor principal de maneira igual aos outros gráficos. Observando estes gráficos circulares é possível perceber as tendências ao longo de um ano, nomeadamente uma menor produção de energia fotovoltaica nos meses de inverno, de hídrica no verão ou de como os meses de verão têm a tendência de ser os meses onde a produção energética total.</w:t>
+        <w:t xml:space="preserve">das produções usando gráficos circulares. Damos a opção ao utilizador para escolher que tipo de produção pretende visualizar e distinguimos cada ano dando uma cor diferente à barra, mantendo a cor </w:t>
+      </w:r>
+      <w:r>
+        <w:rPr>
+          <w:lang w:val="pt-PT"/>
+        </w:rPr>
+        <w:t>e variando apenas a intensidade é menor</w:t>
+      </w:r>
+      <w:r>
+        <w:rPr>
+          <w:lang w:val="pt-PT"/>
+        </w:rPr>
+        <w:t>. Observando estes gráficos circulares é possível perceber as tendências ao longo de um ano, nomeadamente uma menor produção de energia fotovoltaica nos meses de inverno, de hídrica no verão ou de como os meses de verão têm a tendência de ser os meses onde a produção energética total</w:t>
+      </w:r>
+      <w:r>
+        <w:rPr>
+          <w:lang w:val="pt-PT"/>
+        </w:rPr>
+        <w:t xml:space="preserve"> é menor</w:t>
+      </w:r>
+      <w:r>
+        <w:rPr>
+          <w:lang w:val="pt-PT"/>
+        </w:rPr>
+        <w:t>.</w:t>
       </w:r>
     </w:p>
     <w:p>
@@ -3149,7 +3181,19 @@
         <w:rPr>
           <w:lang w:val="pt-PT"/>
         </w:rPr>
-        <w:t xml:space="preserve"> Também neste gráfico é possível selecionar o tipo de tecnologia usada para a produção energética destacando-se possíveis leituras: o mês de janeiro tem tido sucessivas menores produções de energia hídrica entre 2023 e 2025, enquanto em maio observamos aumentos. Eólica sendo a que mais contribui para o total da produção nacional tem vindo a oscilar pouco nos meses de novembro e dezembro. Para finalizar este segmento, temos um gráfico para permitir a análise mais detalhada de um mês que tenha suscitado curiosidade no utilizador. É-lhe permitido selecionar o mês e ano e também </w:t>
+        <w:t xml:space="preserve"> Também neste gráfico é possível selecionar o tipo de tecnologia usada para a produção energética destacando-se possíveis leituras: o mês de janeiro tem tido sucessivas menores produções de energia hídrica entre 2023 e 2025, enquanto em maio observamos aumentos. </w:t>
+      </w:r>
+      <w:r>
+        <w:rPr>
+          <w:lang w:val="pt-PT"/>
+        </w:rPr>
+        <w:t>A produção e</w:t>
+      </w:r>
+      <w:r>
+        <w:rPr>
+          <w:lang w:val="pt-PT"/>
+        </w:rPr>
+        <w:t xml:space="preserve">ólica sendo a que mais contribui para o total da produção nacional tem vindo a oscilar pouco nos meses de novembro e dezembro. Para finalizar este segmento, temos um gráfico para permitir a análise mais detalhada de um mês que tenha suscitado curiosidade no utilizador. É-lhe permitido selecionar o mês e ano e também </w:t>
       </w:r>
       <w:r>
         <w:rPr>
@@ -3209,14 +3253,20 @@
         <w:rPr>
           <w:lang w:val="pt-PT"/>
         </w:rPr>
-        <w:t xml:space="preserve">pode selecionar a variável meteorológica que pretende observar: luz diária de sol, temperatura, velocidade do vento, precipitação ou nebulosidade. Para variáveis como temperatura, vento e nebulosidade optámos por representar os valores mínimo, médio e máximo, permitindo uma leitura mais completa da sua evolução ao longo do período em estudo. No caso da precipitação e da luz solar, representámos a série diária correspondente, mantendo o tipo de interação temporal através do </w:t>
-      </w:r>
-      <w:proofErr w:type="spellStart"/>
-      <w:r>
-        <w:rPr>
-          <w:lang w:val="pt-PT"/>
-        </w:rPr>
-        <w:t>rangeslider</w:t>
+        <w:t>pode selecionar a variável meteorológica que pretende observar: luz diária de sol, temperatura, velocidade do vento, precipitação ou nebulosidade. Para variáveis como temperatura, vento e nebulosidade optámos por representar os valores mínimo, médio e máximo, permitindo uma leitura mais completa da sua evolução ao longo do período em estudo. No caso da precipitação e da luz solar, representámos a série diária correspondente, mantendo o tipo de interação temporal através do range</w:t>
+      </w:r>
+      <w:r>
+        <w:rPr>
+          <w:lang w:val="pt-PT"/>
+        </w:rPr>
+        <w:t xml:space="preserve"> </w:t>
+      </w:r>
+      <w:proofErr w:type="spellStart"/>
+      <w:r>
+        <w:rPr>
+          <w:lang w:val="pt-PT"/>
+        </w:rPr>
+        <w:t>slider</w:t>
       </w:r>
       <w:proofErr w:type="spellEnd"/>
       <w:r>
@@ -3363,6 +3413,269 @@
     </w:p>
     <w:p>
       <w:pPr>
+        <w:pStyle w:val="Text"/>
+        <w:rPr>
+          <w:lang w:val="pt-PT"/>
+        </w:rPr>
+      </w:pPr>
+      <w:r>
+        <w:rPr>
+          <w:lang w:val="pt-PT"/>
+        </w:rPr>
+        <w:t xml:space="preserve">Desenvolvemos um questionário para perceber com que facilidade os utilizadores da nossa </w:t>
+      </w:r>
+      <w:proofErr w:type="spellStart"/>
+      <w:r>
+        <w:rPr>
+          <w:lang w:val="pt-PT"/>
+        </w:rPr>
+        <w:t>dashaboard</w:t>
+      </w:r>
+      <w:proofErr w:type="spellEnd"/>
+      <w:r>
+        <w:rPr>
+          <w:lang w:val="pt-PT"/>
+        </w:rPr>
+        <w:t xml:space="preserve"> conseguiam responder à questões postas e que dificuldades encontraram no processo e no uso dos diferentes gráficos. Nesse questionário temos uma parte onde damos uma tarefa ao utilizador, como por exemplo, “Encontra a parte do ano onde a produção eólica é mais elevada</w:t>
+      </w:r>
+      <w:r>
+        <w:rPr>
+          <w:lang w:val="pt-PT"/>
+        </w:rPr>
+        <w:t>.</w:t>
+      </w:r>
+      <w:r>
+        <w:rPr>
+          <w:lang w:val="pt-PT"/>
+        </w:rPr>
+        <w:t>”, outra parte onde fazemos perguntas diretas aos entrevista</w:t>
+      </w:r>
+      <w:r>
+        <w:rPr>
+          <w:lang w:val="pt-PT"/>
+        </w:rPr>
+        <w:t>dos</w:t>
+      </w:r>
+      <w:r>
+        <w:rPr>
+          <w:lang w:val="pt-PT"/>
+        </w:rPr>
+        <w:t xml:space="preserve"> como: “Que produção parece ter a maior variação ao longo do tempo?” e por fim, uma parte onde fazemos perguntas sobre a interface e </w:t>
+      </w:r>
+      <w:r>
+        <w:rPr>
+          <w:lang w:val="pt-PT"/>
+        </w:rPr>
+        <w:t xml:space="preserve">as </w:t>
+      </w:r>
+      <w:r>
+        <w:rPr>
+          <w:lang w:val="pt-PT"/>
+        </w:rPr>
+        <w:t>facilidades</w:t>
+      </w:r>
+      <w:r>
+        <w:rPr>
+          <w:lang w:val="pt-PT"/>
+        </w:rPr>
+        <w:t xml:space="preserve"> ou não em trabalhar com ela como por exemplo: “Foi fácil perceber onde procurar a informação necessária?”.</w:t>
+      </w:r>
+    </w:p>
+    <w:p>
+      <w:pPr>
+        <w:pStyle w:val="Text"/>
+        <w:rPr>
+          <w:lang w:val="pt-PT"/>
+        </w:rPr>
+      </w:pPr>
+      <w:r>
+        <w:rPr>
+          <w:lang w:val="pt-PT"/>
+        </w:rPr>
+        <w:t>De uma maneira geral, os inquiridos conseguiram responder aos desafios propostos dentro de um tempo expectável. Ainda assim, passamos agora a destacar um erro numa das entrevistas que nos providenciou um feedback importante. Quando foi pedido para analisar qual a maior produção numa altura à escolha do utilizador</w:t>
+      </w:r>
+      <w:r>
+        <w:rPr>
+          <w:lang w:val="pt-PT"/>
+        </w:rPr>
+        <w:t>,</w:t>
+      </w:r>
+      <w:r>
+        <w:rPr>
+          <w:lang w:val="pt-PT"/>
+        </w:rPr>
+        <w:t xml:space="preserve"> de forma natural</w:t>
+      </w:r>
+      <w:r>
+        <w:rPr>
+          <w:lang w:val="pt-PT"/>
+        </w:rPr>
+        <w:t>,</w:t>
+      </w:r>
+      <w:r>
+        <w:rPr>
+          <w:lang w:val="pt-PT"/>
+        </w:rPr>
+        <w:t xml:space="preserve"> o inquirido utilizou o gráfico circular</w:t>
+      </w:r>
+      <w:r>
+        <w:rPr>
+          <w:lang w:val="pt-PT"/>
+        </w:rPr>
+        <w:t>,</w:t>
+      </w:r>
+      <w:r>
+        <w:rPr>
+          <w:lang w:val="pt-PT"/>
+        </w:rPr>
+        <w:t xml:space="preserve"> onde é possível selecionar a tecnologia</w:t>
+      </w:r>
+      <w:r>
+        <w:rPr>
+          <w:lang w:val="pt-PT"/>
+        </w:rPr>
+        <w:t>,</w:t>
+      </w:r>
+      <w:r>
+        <w:rPr>
+          <w:lang w:val="pt-PT"/>
+        </w:rPr>
+        <w:t xml:space="preserve"> para essa análise. Tendo selecionado o mês de janeiro de 2023, passou a olhar para o valor da produção, dando </w:t>
+      </w:r>
+      <w:proofErr w:type="spellStart"/>
+      <w:r>
+        <w:rPr>
+          <w:lang w:val="pt-PT"/>
+        </w:rPr>
+        <w:t>hover</w:t>
+      </w:r>
+      <w:proofErr w:type="spellEnd"/>
+      <w:r>
+        <w:rPr>
+          <w:lang w:val="pt-PT"/>
+        </w:rPr>
+        <w:t xml:space="preserve"> na barra correspondente, olhando apenas para o primeiro valor que aparece à frente ignorando a escala em que ele se encontra (E7, E8 ou E9) pelo que deu uma resposta incorreta à pergunta</w:t>
+      </w:r>
+      <w:r>
+        <w:rPr>
+          <w:lang w:val="pt-PT"/>
+        </w:rPr>
+        <w:t xml:space="preserve"> (em vez de comparar 1.41e9 com 2.70e7 e com 1.56e8 comparou apenas 1.41 com 2.70 e com 1.56)</w:t>
+      </w:r>
+      <w:r>
+        <w:rPr>
+          <w:lang w:val="pt-PT"/>
+        </w:rPr>
+        <w:t xml:space="preserve">. Esta situação alertou-nos para o facto de pessoas que têm menos conhecimentos técnicos de implementação podem ter maior sensibilidade para este tipo de formas de representar os números de modo que uma melhoria futura deste trabalho seria procurar outras escalas de valores testando-o com utilizadores não especializados. Dois exemplos que testaríamos seria, fixar o expoente menor e assim apresentar todos os valores da seguinte maneira: 12 * 10E7 kWh , ou mostrar os valores completos eventualmente com pontos para sinalizar os milhares, milhões </w:t>
+      </w:r>
+      <w:proofErr w:type="spellStart"/>
+      <w:r>
+        <w:rPr>
+          <w:lang w:val="pt-PT"/>
+        </w:rPr>
+        <w:t>etc</w:t>
+      </w:r>
+      <w:proofErr w:type="spellEnd"/>
+      <w:r>
+        <w:rPr>
+          <w:lang w:val="pt-PT"/>
+        </w:rPr>
+        <w:t xml:space="preserve"> para facilitar a leitura como por exemplo: 123.234.123 kWh.</w:t>
+      </w:r>
+    </w:p>
+    <w:p>
+      <w:pPr>
+        <w:pStyle w:val="Text"/>
+        <w:rPr>
+          <w:lang w:val="pt-PT"/>
+        </w:rPr>
+      </w:pPr>
+      <w:r>
+        <w:rPr>
+          <w:lang w:val="pt-PT"/>
+        </w:rPr>
+        <w:t xml:space="preserve">No decurso destas entrevistas recolhemos várias sugestões. As que considerámos mais relevantes foram as seguintes: </w:t>
+      </w:r>
+    </w:p>
+    <w:p>
+      <w:pPr>
+        <w:pStyle w:val="Text"/>
+        <w:rPr>
+          <w:lang w:val="pt-PT"/>
+        </w:rPr>
+      </w:pPr>
+      <w:r>
+        <w:rPr>
+          <w:lang w:val="pt-PT"/>
+        </w:rPr>
+        <w:t>•</w:t>
+      </w:r>
+      <w:r>
+        <w:rPr>
+          <w:lang w:val="pt-PT"/>
+        </w:rPr>
+        <w:tab/>
+        <w:t>Explicação do que se trata uma matriz de correlação para um público menos conhecedor;</w:t>
+      </w:r>
+    </w:p>
+    <w:p>
+      <w:pPr>
+        <w:pStyle w:val="Text"/>
+        <w:rPr>
+          <w:lang w:val="pt-PT"/>
+        </w:rPr>
+      </w:pPr>
+      <w:r>
+        <w:rPr>
+          <w:lang w:val="pt-PT"/>
+        </w:rPr>
+        <w:t>•</w:t>
+      </w:r>
+      <w:r>
+        <w:rPr>
+          <w:lang w:val="pt-PT"/>
+        </w:rPr>
+        <w:tab/>
+        <w:t xml:space="preserve">Maior enfatização no facto de conseguir obter informações ao fazer </w:t>
+      </w:r>
+      <w:proofErr w:type="spellStart"/>
+      <w:r>
+        <w:rPr>
+          <w:lang w:val="pt-PT"/>
+        </w:rPr>
+        <w:t>hover</w:t>
+      </w:r>
+      <w:proofErr w:type="spellEnd"/>
+      <w:r>
+        <w:rPr>
+          <w:lang w:val="pt-PT"/>
+        </w:rPr>
+        <w:t>;</w:t>
+      </w:r>
+    </w:p>
+    <w:p>
+      <w:pPr>
+        <w:pStyle w:val="Text"/>
+        <w:rPr>
+          <w:lang w:val="pt-PT"/>
+        </w:rPr>
+      </w:pPr>
+      <w:r>
+        <w:rPr>
+          <w:lang w:val="pt-PT"/>
+        </w:rPr>
+        <w:t>•</w:t>
+      </w:r>
+      <w:r>
+        <w:rPr>
+          <w:lang w:val="pt-PT"/>
+        </w:rPr>
+        <w:tab/>
+        <w:t>Filtros de estação para além de filtros mensais.</w:t>
+      </w:r>
+    </w:p>
+    <w:p>
+      <w:pPr>
         <w:pStyle w:val="HeadingSection"/>
         <w:rPr>
           <w:lang w:val="pt-PT"/>
@@ -3558,13 +3871,7 @@
         <w:rPr>
           <w:lang w:val="pt-PT"/>
         </w:rPr>
-        <w:t xml:space="preserve"> permitiu compreender melhor a relação </w:t>
-      </w:r>
-      <w:r>
-        <w:rPr>
-          <w:lang w:val="pt-PT"/>
-        </w:rPr>
-        <w:t xml:space="preserve">entre sazonalidade, meteorologia, produção energética e preço da eletricidade, demonstrando o valor das visualizações interativas na análise de dados complexos. </w:t>
+        <w:t xml:space="preserve"> permitiu compreender melhor a relação entre sazonalidade, meteorologia, produção energética e preço da eletricidade, demonstrando o valor das visualizações interativas na análise de dados complexos. </w:t>
       </w:r>
     </w:p>
     <w:p>
@@ -5183,6 +5490,7 @@
   <w:style w:type="character" w:default="1" w:styleId="Tipodeletrapredefinidodopargrafo">
     <w:name w:val="Default Paragraph Font"/>
     <w:uiPriority w:val="1"/>
+    <w:semiHidden/>
     <w:unhideWhenUsed/>
   </w:style>
   <w:style w:type="table" w:default="1" w:styleId="Tabelanormal">
